--- a/hub/files/PA5.docx
+++ b/hub/files/PA5.docx
@@ -171,7 +171,20 @@
               <w:rPr>
                 <w:sz w:val="19"/>
               </w:rPr>
-              <w:t>Canvas — one PDF: the filled fielding grid (Appendix A) + the written analysis</w:t>
+              <w:t xml:space="preserve">Canvas — one </w:t>
+            </w:r>
+            <w:r>
+              <w:rPr>
+                <w:b/>
+                <w:sz w:val="19"/>
+              </w:rPr>
+              <w:t>.docx</w:t>
+            </w:r>
+            <w:r>
+              <w:rPr>
+                <w:sz w:val="19"/>
+              </w:rPr>
+              <w:t>: the filled fielding grid (Appendix A) + the written analysis</w:t>
             </w:r>
           </w:p>
         </w:tc>
@@ -248,8 +261,12 @@
     </w:p>
     <w:p>
       <w:pPr>
-        <w:pStyle w:val="ListNumber"/>
+        <w:ind w:left="432" w:hanging="432"/>
       </w:pPr>
+      <w:r>
+        <w:t>1.</w:t>
+        <w:tab/>
+      </w:r>
       <w:r>
         <w:rPr>
           <w:b/>
@@ -262,8 +279,12 @@
     </w:p>
     <w:p>
       <w:pPr>
-        <w:pStyle w:val="ListNumber"/>
+        <w:ind w:left="432" w:hanging="432"/>
       </w:pPr>
+      <w:r>
+        <w:t>2.</w:t>
+        <w:tab/>
+      </w:r>
       <w:r>
         <w:rPr>
           <w:b/>
@@ -276,8 +297,12 @@
     </w:p>
     <w:p>
       <w:pPr>
-        <w:pStyle w:val="ListNumber"/>
+        <w:ind w:left="432" w:hanging="432"/>
       </w:pPr>
+      <w:r>
+        <w:t>3.</w:t>
+        <w:tab/>
+      </w:r>
       <w:r>
         <w:rPr>
           <w:b/>
@@ -290,8 +315,12 @@
     </w:p>
     <w:p>
       <w:pPr>
-        <w:pStyle w:val="ListNumber"/>
+        <w:ind w:left="432" w:hanging="432"/>
       </w:pPr>
+      <w:r>
+        <w:t>4.</w:t>
+        <w:tab/>
+      </w:r>
       <w:r>
         <w:rPr>
           <w:b/>
@@ -304,8 +333,12 @@
     </w:p>
     <w:p>
       <w:pPr>
-        <w:pStyle w:val="ListNumber"/>
+        <w:ind w:left="432" w:hanging="432"/>
       </w:pPr>
+      <w:r>
+        <w:t>5.</w:t>
+        <w:tab/>
+      </w:r>
       <w:r>
         <w:rPr>
           <w:b/>
@@ -318,8 +351,12 @@
     </w:p>
     <w:p>
       <w:pPr>
-        <w:pStyle w:val="ListNumber"/>
+        <w:ind w:left="432" w:hanging="432"/>
       </w:pPr>
+      <w:r>
+        <w:t>6.</w:t>
+        <w:tab/>
+      </w:r>
       <w:r>
         <w:rPr>
           <w:b/>
@@ -350,8 +387,12 @@
     </w:p>
     <w:p>
       <w:pPr>
-        <w:pStyle w:val="ListNumber"/>
+        <w:ind w:left="432" w:hanging="432"/>
       </w:pPr>
+      <w:r>
+        <w:t>7.</w:t>
+        <w:tab/>
+      </w:r>
       <w:r>
         <w:rPr>
           <w:b/>

--- a/hub/files/PA5.docx
+++ b/hub/files/PA5.docx
@@ -292,7 +292,7 @@
         <w:t>Choose 4–6 named physical locations</w:t>
       </w:r>
       <w:r>
-        <w:t xml:space="preserve"> (plus at most one friends-and-family supplemental row). At least one location should be a term event from the events list on Canvas — or say explicitly why you're skipping the events.</w:t>
+        <w:t xml:space="preserve"> (plus at most one friends-and-family row). One grid row = one fielding session, so a location can repeat on another date; unused rows stay blank. If a term-events list is posted on Canvas, use one event or say why not.</w:t>
       </w:r>
     </w:p>
     <w:p>
@@ -310,7 +310,7 @@
         <w:t>Fill the fielding grid</w:t>
       </w:r>
       <w:r>
-        <w:t xml:space="preserve"> (Appendix A): specific dates (not "flexible"), realistic time blocks, a target-segment rationale for every location, and an assigned team member on every row.</w:t>
+        <w:t xml:space="preserve"> (Appendix A): specific dates between Oct 12 and Nov 1 (not "flexible"), realistic time blocks, a target-segment rationale for every location, and an assigned team member on every row.</w:t>
       </w:r>
     </w:p>
     <w:p>
@@ -328,7 +328,7 @@
         <w:t>Estimate completes honestly.</w:t>
       </w:r>
       <w:r>
-        <w:t xml:space="preserve"> Benchmarks: one member doing in-person intercepts completes roughly 5–15 surveys per hour in a high-traffic spot; an unpaid social post typically yields under 20 total. Plan a buffer above the 5 × team size target to absorb disqualifications.</w:t>
+        <w:t xml:space="preserve"> Benchmarks: one member doing screened in-person intercepts completes roughly 3–8 surveys per hour in a high-traffic spot; an unpaid social post typically yields under 20 total. Plan a buffer above the 5 × team size target to absorb disqualifications.</w:t>
       </w:r>
     </w:p>
     <w:p>
@@ -400,7 +400,7 @@
         <w:t>Name the method honestly:</w:t>
       </w:r>
       <w:r>
-        <w:t xml:space="preserve"> convenience sampling with a 50/50 gender quota and a homeowner / usable-outdoor-space screener — plus one sentence on why the results still cannot generalize to all SoCal homeowners.</w:t>
+        <w:t xml:space="preserve"> convenience sampling with the homeowner / usable-outdoor-space screener, plus any quota you will actually enforce (or none) and why — and one sentence on why the results still cannot generalize to all SoCal homeowners.</w:t>
       </w:r>
     </w:p>
     <w:p>
@@ -422,7 +422,7 @@
         <w:t xml:space="preserve">☐  </w:t>
       </w:r>
       <w:r>
-        <w:t>Filled fielding grid (Appendix A): every column, every row</w:t>
+        <w:t>Filled fielding grid (Appendix A): every column on every row you use</w:t>
       </w:r>
     </w:p>
     <w:p>
@@ -464,7 +464,7 @@
         <w:t xml:space="preserve">☐  </w:t>
       </w:r>
       <w:r>
-        <w:t>Sampling-method statement: convenience + gender quota + screeners, with limits stated</w:t>
+        <w:t>Sampling-method statement: convenience + screeners (+ any quota), with limits stated</w:t>
       </w:r>
     </w:p>
     <w:p>
@@ -613,7 +613,7 @@
               <w:rPr>
                 <w:sz w:val="19"/>
               </w:rPr>
-              <w:t>All seven columns on every row; concrete dates, named venues ("Home Depot, Rancho Cucamonga" — not "a store"), realistic time blocks; a term event used or its skip justified</w:t>
+              <w:t>All seven columns on every row; concrete dates, named venues ("Home Depot, Rancho Cucamonga" — not "a store"), realistic time blocks; a term event used or its skip explained</w:t>
             </w:r>
           </w:p>
         </w:tc>
@@ -781,7 +781,7 @@
               <w:rPr>
                 <w:sz w:val="19"/>
               </w:rPr>
-              <w:t>Convenience + 50/50 gender quota + screener named and justified; the plan states plainly what a non-probability sample cannot claim</w:t>
+              <w:t>Convenience + screener named and justified; any quota is one the team will really enforce; the plan states plainly what a non-probability sample cannot claim</w:t>
             </w:r>
           </w:p>
         </w:tc>

--- a/hub/files/PA5.docx
+++ b/hub/files/PA5.docx
@@ -95,7 +95,7 @@
               <w:rPr>
                 <w:sz w:val="19"/>
               </w:rPr>
-              <w:t>Sunday Oct 11, 11:59 PM</w:t>
+              <w:t>Friday Oct 9, 11:59 PM</w:t>
             </w:r>
           </w:p>
         </w:tc>

--- a/hub/files/PA5.docx
+++ b/hub/files/PA5.docx
@@ -95,7 +95,7 @@
               <w:rPr>
                 <w:sz w:val="19"/>
               </w:rPr>
-              <w:t>Friday Oct 9, 11:59 PM</w:t>
+              <w:t>Tuesday Oct 13, 11:59 PM</w:t>
             </w:r>
           </w:p>
         </w:tc>
@@ -310,7 +310,7 @@
         <w:t>Fill the fielding grid</w:t>
       </w:r>
       <w:r>
-        <w:t xml:space="preserve"> (Appendix A): specific dates between Oct 12 and Nov 1 (not "flexible"), realistic time blocks, a target-segment rationale for every location, and an assigned team member on every row.</w:t>
+        <w:t xml:space="preserve"> (Appendix A): specific dates between Oct 14 and Nov 1 (not "flexible"), realistic time blocks, a target-segment rationale for every location, and an assigned team member on every row.</w:t>
       </w:r>
     </w:p>
     <w:p>

--- a/hub/files/PA5.docx
+++ b/hub/files/PA5.docx
@@ -28,13 +28,11 @@
           <w:p>
             <w:r>
               <w:rPr>
-                <w:b/>
                 <w:sz w:val="19"/>
               </w:rPr>
             </w:r>
             <w:r>
               <w:rPr>
-                <w:b/>
                 <w:sz w:val="19"/>
               </w:rPr>
               <w:t>Points</w:t>
@@ -48,13 +46,11 @@
           <w:p>
             <w:r>
               <w:rPr>
-                <w:b/>
                 <w:sz w:val="19"/>
               </w:rPr>
             </w:r>
             <w:r>
               <w:rPr>
-                <w:b/>
                 <w:sz w:val="19"/>
               </w:rPr>
               <w:t>4 (term project — graded on the /100 rubric below, scaled to 4 pts)</w:t>
@@ -184,7 +180,20 @@
               <w:rPr>
                 <w:sz w:val="19"/>
               </w:rPr>
-              <w:t>: the filled fielding grid (Appendix A) + the written analysis</w:t>
+              <w:t xml:space="preserve">: the filled </w:t>
+            </w:r>
+            <w:r>
+              <w:rPr>
+                <w:b/>
+                <w:sz w:val="19"/>
+              </w:rPr>
+              <w:t>submission template</w:t>
+            </w:r>
+            <w:r>
+              <w:rPr>
+                <w:sz w:val="19"/>
+              </w:rPr>
+              <w:t xml:space="preserve"> (PA5_Assignment_Template.docx) with the fielding grid (Appendix A) + the written analysis</w:t>
             </w:r>
           </w:p>
         </w:tc>
@@ -227,6 +236,26 @@
       </w:r>
       <w:r>
         <w:t>) → Now the real thing: the plan your team actually fields for PA5.5.</w:t>
+      </w:r>
+    </w:p>
+    <w:p>
+      <w:r>
+        <w:rPr>
+          <w:b/>
+        </w:rPr>
+        <w:t>Two files to download.</w:t>
+      </w:r>
+      <w:r>
+        <w:t xml:space="preserve"> This brief is the instructions. Your team types its work only in the </w:t>
+      </w:r>
+      <w:r>
+        <w:rPr>
+          <w:b/>
+        </w:rPr>
+        <w:t>submission template</w:t>
+      </w:r>
+      <w:r>
+        <w:t xml:space="preserve"> (PA5_Assignment_Template.docx), and that is the file you upload.</w:t>
       </w:r>
     </w:p>
     <w:p>
@@ -310,7 +339,7 @@
         <w:t>Fill the fielding grid</w:t>
       </w:r>
       <w:r>
-        <w:t xml:space="preserve"> (Appendix A): specific dates between Oct 14 and Nov 1 (not "flexible"), realistic time blocks, a target-segment rationale for every location, and an assigned team member on every row.</w:t>
+        <w:t xml:space="preserve"> (Appendix A in the submission template): specific dates between Oct 14 and Nov 1 (not "flexible"), realistic time blocks, a target-segment rationale for every location, and an assigned team member on every row.</w:t>
       </w:r>
     </w:p>
     <w:p>
@@ -409,6 +438,29 @@
       </w:pPr>
       <w:r>
         <w:t>What to submit</w:t>
+      </w:r>
+    </w:p>
+    <w:p>
+      <w:pPr>
+        <w:ind w:left="360"/>
+      </w:pPr>
+      <w:r>
+        <w:rPr>
+          <w:b/>
+        </w:rPr>
+        <w:t xml:space="preserve">☐  </w:t>
+      </w:r>
+      <w:r>
+        <w:t xml:space="preserve">The filled </w:t>
+      </w:r>
+      <w:r>
+        <w:rPr>
+          <w:b/>
+        </w:rPr>
+        <w:t>submission template</w:t>
+      </w:r>
+      <w:r>
+        <w:t>, holding everything below</w:t>
       </w:r>
     </w:p>
     <w:p>
@@ -903,6 +955,49 @@
     </w:p>
     <w:p>
       <w:pPr>
+        <w:ind w:left="432"/>
+      </w:pPr>
+      <w:r>
+        <w:rPr>
+          <w:b/>
+          <w:i/>
+          <w:sz w:val="19"/>
+        </w:rPr>
+        <w:t>Fill this in the separate submission template, not here:</w:t>
+      </w:r>
+      <w:r>
+        <w:rPr>
+          <w:i/>
+          <w:sz w:val="19"/>
+        </w:rPr>
+        <w:t xml:space="preserve"> download </w:t>
+      </w:r>
+      <w:r>
+        <w:rPr>
+          <w:b/>
+          <w:i/>
+          <w:sz w:val="19"/>
+        </w:rPr>
+        <w:t>PA5_Assignment_Template.docx</w:t>
+      </w:r>
+      <w:r>
+        <w:rPr>
+          <w:i/>
+          <w:sz w:val="19"/>
+        </w:rPr>
+        <w:t xml:space="preserve"> (next to this brief on the Course Hub and in Canvas), fill it in, and upload that file. This document is instructions only; nothing in it is graded.</w:t>
+      </w:r>
+    </w:p>
+    <w:p>
+      <w:r>
+        <w:rPr>
+          <w:b/>
+        </w:rPr>
+        <w:t>Two example rows — this is the level of specificity expected (invent your own venues):</w:t>
+      </w:r>
+    </w:p>
+    <w:p>
+      <w:pPr>
         <w:sectPr>
           <w:pgSz w:w="12240" w:h="15840"/>
           <w:pgMar w:top="1008" w:right="1152" w:bottom="1008" w:left="1152" w:header="720" w:footer="720" w:gutter="0"/>
@@ -910,173 +1005,6 @@
           <w:docGrid w:linePitch="360"/>
         </w:sectPr>
       </w:pPr>
-    </w:p>
-    <w:tbl>
-      <w:tblPr>
-        <w:tblStyle w:val="TableGrid"/>
-        <w:tblW w:type="auto" w:w="0"/>
-        <w:tblLook w:firstColumn="1" w:firstRow="1" w:lastColumn="0" w:lastRow="0" w:noHBand="0" w:noVBand="1" w:val="04A0"/>
-      </w:tblPr>
-      <w:tblGrid>
-        <w:gridCol w:w="2016"/>
-        <w:gridCol w:w="2016"/>
-        <w:gridCol w:w="2016"/>
-        <w:gridCol w:w="2016"/>
-        <w:gridCol w:w="2016"/>
-        <w:gridCol w:w="2016"/>
-        <w:gridCol w:w="2016"/>
-      </w:tblGrid>
-      <w:tr>
-        <w:tc>
-          <w:tcPr>
-            <w:tcW w:type="dxa" w:w="2016"/>
-          </w:tcPr>
-          <w:p>
-            <w:r>
-              <w:rPr>
-                <w:b/>
-                <w:sz w:val="18"/>
-              </w:rPr>
-            </w:r>
-            <w:r>
-              <w:rPr>
-                <w:b/>
-                <w:sz w:val="18"/>
-              </w:rPr>
-              <w:t>Date</w:t>
-            </w:r>
-          </w:p>
-        </w:tc>
-        <w:tc>
-          <w:tcPr>
-            <w:tcW w:type="dxa" w:w="2016"/>
-          </w:tcPr>
-          <w:p>
-            <w:r>
-              <w:rPr>
-                <w:b/>
-                <w:sz w:val="18"/>
-              </w:rPr>
-            </w:r>
-            <w:r>
-              <w:rPr>
-                <w:b/>
-                <w:sz w:val="18"/>
-              </w:rPr>
-              <w:t>Day</w:t>
-            </w:r>
-          </w:p>
-        </w:tc>
-        <w:tc>
-          <w:tcPr>
-            <w:tcW w:type="dxa" w:w="2016"/>
-          </w:tcPr>
-          <w:p>
-            <w:r>
-              <w:rPr>
-                <w:b/>
-                <w:sz w:val="18"/>
-              </w:rPr>
-            </w:r>
-            <w:r>
-              <w:rPr>
-                <w:b/>
-                <w:sz w:val="18"/>
-              </w:rPr>
-              <w:t>Time block</w:t>
-            </w:r>
-          </w:p>
-        </w:tc>
-        <w:tc>
-          <w:tcPr>
-            <w:tcW w:type="dxa" w:w="2016"/>
-          </w:tcPr>
-          <w:p>
-            <w:r>
-              <w:rPr>
-                <w:b/>
-                <w:sz w:val="18"/>
-              </w:rPr>
-            </w:r>
-            <w:r>
-              <w:rPr>
-                <w:b/>
-                <w:sz w:val="18"/>
-              </w:rPr>
-              <w:t>Location (named, specific)</w:t>
-            </w:r>
-          </w:p>
-        </w:tc>
-        <w:tc>
-          <w:tcPr>
-            <w:tcW w:type="dxa" w:w="2016"/>
-          </w:tcPr>
-          <w:p>
-            <w:r>
-              <w:rPr>
-                <w:b/>
-                <w:sz w:val="18"/>
-              </w:rPr>
-            </w:r>
-            <w:r>
-              <w:rPr>
-                <w:b/>
-                <w:sz w:val="18"/>
-              </w:rPr>
-              <w:t>Target-segment rationale</w:t>
-            </w:r>
-          </w:p>
-        </w:tc>
-        <w:tc>
-          <w:tcPr>
-            <w:tcW w:type="dxa" w:w="2016"/>
-          </w:tcPr>
-          <w:p>
-            <w:r>
-              <w:rPr>
-                <w:b/>
-                <w:sz w:val="18"/>
-              </w:rPr>
-            </w:r>
-            <w:r>
-              <w:rPr>
-                <w:b/>
-                <w:sz w:val="18"/>
-              </w:rPr>
-              <w:t>Estimated completes</w:t>
-            </w:r>
-          </w:p>
-        </w:tc>
-        <w:tc>
-          <w:tcPr>
-            <w:tcW w:type="dxa" w:w="2016"/>
-          </w:tcPr>
-          <w:p>
-            <w:r>
-              <w:rPr>
-                <w:b/>
-                <w:sz w:val="18"/>
-              </w:rPr>
-            </w:r>
-            <w:r>
-              <w:rPr>
-                <w:b/>
-                <w:sz w:val="18"/>
-              </w:rPr>
-              <w:t>Assigned member</w:t>
-            </w:r>
-          </w:p>
-        </w:tc>
-      </w:tr>
-    </w:tbl>
-    <w:p/>
-    <w:p>
-      <w:r>
-        <w:rPr>
-          <w:b/>
-        </w:rPr>
-        <w:t>Two example rows — this is the level of specificity expected (invent your own venues):</w:t>
-      </w:r>
     </w:p>
     <w:tbl>
       <w:tblPr>

--- a/hub/files/PA5.docx
+++ b/hub/files/PA5.docx
@@ -277,7 +277,16 @@
         <w:t>5 × team size</w:t>
       </w:r>
       <w:r>
-        <w:t xml:space="preserve"> qualified completes. The buyer is a Southern California homeowner with usable outdoor space weighing a $23,000 backyard unit; a plan built around campus and classmates fields fast and answers nothing. The grade currency here is honesty: named places, realistic yields, and a straight account of what a convenience sample can and cannot claim.</w:t>
+        <w:t xml:space="preserve"> qualified completes. Up to 3 of each member's 5 may be friends and family; </w:t>
+      </w:r>
+      <w:r>
+        <w:rPr>
+          <w:b/>
+        </w:rPr>
+        <w:t>at least 2 must come from outside friends and family</w:t>
+      </w:r>
+      <w:r>
+        <w:t xml:space="preserve"> (2 × team size for the team). The buyer is a Southern California homeowner with usable outdoor space weighing a $23,000 backyard unit; a plan built around campus and classmates fields fast and answers nothing. The grade currency here is honesty: named places, realistic yields, and a straight account of what a convenience sample can and cannot claim.</w:t>
       </w:r>
     </w:p>
     <w:p>
@@ -318,10 +327,49 @@
         <w:rPr>
           <w:b/>
         </w:rPr>
-        <w:t>Choose 4–6 named physical locations</w:t>
+        <w:t>Plan two kinds of rows.</w:t>
+      </w:r>
+    </w:p>
+    <w:p>
+      <w:pPr>
+        <w:pStyle w:val="ListBullet2"/>
+      </w:pPr>
+      <w:r>
+        <w:rPr>
+          <w:b/>
+        </w:rPr>
+        <w:t>Friends and family:</w:t>
       </w:r>
       <w:r>
-        <w:t xml:space="preserve"> (plus at most one friends-and-family row). One grid row = one fielding session, so a location can repeat on another date; unused rows stay blank. If a term-events list is posted on Canvas, use one event or say why not.</w:t>
+        <w:t xml:space="preserve"> one row per member is fine, for up to 3 of that member's 5 completes. Name the network ("my parents' neighbors in Chino Hills, by text").</w:t>
+      </w:r>
+    </w:p>
+    <w:p>
+      <w:pPr>
+        <w:pStyle w:val="ListBullet2"/>
+      </w:pPr>
+      <w:r>
+        <w:rPr>
+          <w:b/>
+        </w:rPr>
+        <w:t>Outside friends and family:</w:t>
+      </w:r>
+      <w:r>
+        <w:t xml:space="preserve"> at least </w:t>
+      </w:r>
+      <w:r>
+        <w:rPr>
+          <w:b/>
+        </w:rPr>
+        <w:t>2 named channels</w:t>
+      </w:r>
+      <w:r>
+        <w:t xml:space="preserve"> for the team, enough for every member to get 2 completes from people they did not already know: a named venue (farmers market, garden center, Home Depot) or a named local community channel (a specific Nextdoor neighborhood, city Facebook group, HOA newsletter). Classmates never count.</w:t>
+      </w:r>
+    </w:p>
+    <w:p>
+      <w:r>
+        <w:t>One grid row = one fielding session, so a venue can repeat on another date; unused rows stay blank. If a term-events list is posted on Canvas, use one event or say why not.</w:t>
       </w:r>
     </w:p>
     <w:p>
@@ -357,7 +405,7 @@
         <w:t>Estimate completes honestly.</w:t>
       </w:r>
       <w:r>
-        <w:t xml:space="preserve"> Benchmarks: one member doing screened in-person intercepts completes roughly 3–8 surveys per hour in a high-traffic spot; an unpaid social post typically yields under 20 total. Plan a buffer above the 5 × team size target to absorb disqualifications.</w:t>
+        <w:t xml:space="preserve"> Benchmarks: one member doing screened in-person intercepts completes roughly 3–8 surveys per hour in a high-traffic spot; an unpaid social post typically yields under 20 total. Plan a buffer above the 5 × team size target to absorb disqualifications; outside rows alone must reach 2 × team size.</w:t>
       </w:r>
     </w:p>
     <w:p>
@@ -474,7 +522,7 @@
         <w:t xml:space="preserve">☐  </w:t>
       </w:r>
       <w:r>
-        <w:t>Filled fielding grid (Appendix A): every column on every row you use</w:t>
+        <w:t>Filled fielding grid (Appendix A): every column on every row you use, with outside-friends-and-family rows totaling at least 2 × team size</w:t>
       </w:r>
     </w:p>
     <w:p>
@@ -665,7 +713,7 @@
               <w:rPr>
                 <w:sz w:val="19"/>
               </w:rPr>
-              <w:t>All seven columns on every row; concrete dates, named venues ("Home Depot, Rancho Cucamonga" — not "a store"), realistic time blocks; a term event used or its skip explained</w:t>
+              <w:t>All seven columns on every row; concrete dates, named venues ("Home Depot, Rancho Cucamonga" — not "a store"), realistic time blocks; at least 2 named outside-friends-and-family channels; a term event used or its skip explained</w:t>
             </w:r>
           </w:p>
         </w:tc>
@@ -721,7 +769,7 @@
               <w:rPr>
                 <w:sz w:val="19"/>
               </w:rPr>
-              <w:t>Per-location estimates justified against the intercept benchmarks; total hits 5 × team size with a buffer; no 800-completes-from-one-social-post fantasies</w:t>
+              <w:t>Per-location estimates justified against the intercept benchmarks; total hits 5 × team size with a buffer, and outside rows reach 2 × team size; no 800-completes-from-one-social-post fantasies</w:t>
             </w:r>
           </w:p>
         </w:tc>
@@ -993,7 +1041,7 @@
         <w:rPr>
           <w:b/>
         </w:rPr>
-        <w:t>Two example rows — this is the level of specificity expected (invent your own venues):</w:t>
+        <w:t>Three example rows — this is the level of specificity expected (invent your own venues):</w:t>
       </w:r>
     </w:p>
     <w:p>
@@ -1419,6 +1467,134 @@
           </w:p>
         </w:tc>
       </w:tr>
+      <w:tr>
+        <w:tc>
+          <w:tcPr>
+            <w:tcW w:type="dxa" w:w="2016"/>
+          </w:tcPr>
+          <w:p>
+            <w:r>
+              <w:rPr>
+                <w:sz w:val="18"/>
+              </w:rPr>
+            </w:r>
+            <w:r>
+              <w:rPr>
+                <w:sz w:val="18"/>
+              </w:rPr>
+              <w:t>Oct 15–22</w:t>
+            </w:r>
+          </w:p>
+        </w:tc>
+        <w:tc>
+          <w:tcPr>
+            <w:tcW w:type="dxa" w:w="2016"/>
+          </w:tcPr>
+          <w:p>
+            <w:r>
+              <w:rPr>
+                <w:sz w:val="18"/>
+              </w:rPr>
+            </w:r>
+            <w:r>
+              <w:rPr>
+                <w:sz w:val="18"/>
+              </w:rPr>
+              <w:t>Thu–Thu</w:t>
+            </w:r>
+          </w:p>
+        </w:tc>
+        <w:tc>
+          <w:tcPr>
+            <w:tcW w:type="dxa" w:w="2016"/>
+          </w:tcPr>
+          <w:p>
+            <w:r>
+              <w:rPr>
+                <w:sz w:val="18"/>
+              </w:rPr>
+            </w:r>
+            <w:r>
+              <w:rPr>
+                <w:sz w:val="18"/>
+              </w:rPr>
+              <w:t>Evenings, by text</w:t>
+            </w:r>
+          </w:p>
+        </w:tc>
+        <w:tc>
+          <w:tcPr>
+            <w:tcW w:type="dxa" w:w="2016"/>
+          </w:tcPr>
+          <w:p>
+            <w:r>
+              <w:rPr>
+                <w:sz w:val="18"/>
+              </w:rPr>
+            </w:r>
+            <w:r>
+              <w:rPr>
+                <w:sz w:val="18"/>
+              </w:rPr>
+              <w:t>Friends and family: Member A's parents' neighbors and church group, Chino Hills</w:t>
+            </w:r>
+          </w:p>
+        </w:tc>
+        <w:tc>
+          <w:tcPr>
+            <w:tcW w:type="dxa" w:w="2016"/>
+          </w:tcPr>
+          <w:p>
+            <w:r>
+              <w:rPr>
+                <w:sz w:val="18"/>
+              </w:rPr>
+            </w:r>
+            <w:r>
+              <w:rPr>
+                <w:sz w:val="18"/>
+              </w:rPr>
+              <w:t>Established homeowners with yards; screened by text before the link is sent; capped at 3 completes for this member</w:t>
+            </w:r>
+          </w:p>
+        </w:tc>
+        <w:tc>
+          <w:tcPr>
+            <w:tcW w:type="dxa" w:w="2016"/>
+          </w:tcPr>
+          <w:p>
+            <w:r>
+              <w:rPr>
+                <w:sz w:val="18"/>
+              </w:rPr>
+            </w:r>
+            <w:r>
+              <w:rPr>
+                <w:sz w:val="18"/>
+              </w:rPr>
+              <w:t>3</w:t>
+            </w:r>
+          </w:p>
+        </w:tc>
+        <w:tc>
+          <w:tcPr>
+            <w:tcW w:type="dxa" w:w="2016"/>
+          </w:tcPr>
+          <w:p>
+            <w:r>
+              <w:rPr>
+                <w:sz w:val="18"/>
+              </w:rPr>
+            </w:r>
+            <w:r>
+              <w:rPr>
+                <w:sz w:val="18"/>
+              </w:rPr>
+              <w:t>Member A</w:t>
+            </w:r>
+          </w:p>
+        </w:tc>
+      </w:tr>
     </w:tbl>
     <w:p/>
     <w:p>
